--- a/Gabriel/Python React/GABRIEL POPA.docx
+++ b/Gabriel/Python React/GABRIEL POPA.docx
@@ -26,16 +26,6 @@
           <w:sz w:val="72"/>
           <w:szCs w:val="96"/>
         </w:rPr>
-        <w:t xml:space="preserve"> </w:t>
-      </w:r>
-      <w:r>
-        <w:rPr>
-          <w:rStyle w:val="Strong"/>
-          <w:rFonts w:ascii="Arial Black" w:hAnsi="Arial Black"/>
-          <w:color w:val="4472C4" w:themeColor="accent5"/>
-          <w:sz w:val="72"/>
-          <w:szCs w:val="96"/>
-        </w:rPr>
         <w:t>GABRIEL POPA</w:t>
       </w:r>
     </w:p>
@@ -91,8 +81,6 @@
         </w:rPr>
         <w:t xml:space="preserve"> </w:t>
       </w:r>
-      <w:bookmarkStart w:id="0" w:name="_GoBack"/>
-      <w:bookmarkEnd w:id="0"/>
       <w:r>
         <w:rPr>
           <w:b/>
@@ -372,7 +360,16 @@
           <w:rFonts w:ascii="Times New Roman" w:hAnsi="Times New Roman" w:cs="Times New Roman"/>
           <w:sz w:val="22"/>
         </w:rPr>
-        <w:t xml:space="preserve">, covering backend services, API design, data workflows, and responsive frontend delivery across product teams. Strong hands-on background with </w:t>
+        <w:t>, covering backend services, API design, data workflows, and responsive frontend delivery across product teams. Strong hands-o</w:t>
+      </w:r>
+      <w:bookmarkStart w:id="0" w:name="_GoBack"/>
+      <w:bookmarkEnd w:id="0"/>
+      <w:r>
+        <w:rPr>
+          <w:rFonts w:ascii="Times New Roman" w:hAnsi="Times New Roman" w:cs="Times New Roman"/>
+          <w:sz w:val="22"/>
+        </w:rPr>
+        <w:t xml:space="preserve">n background with </w:t>
       </w:r>
       <w:r>
         <w:rPr>

--- a/Gabriel/Python React/GABRIEL POPA.docx
+++ b/Gabriel/Python React/GABRIEL POPA.docx
@@ -117,7 +117,6 @@
         </w:rPr>
         <w:t>(</w:t>
       </w:r>
-      <w:proofErr w:type="spellStart"/>
       <w:r>
         <w:rPr>
           <w:b/>
@@ -127,7 +126,6 @@
         </w:rPr>
         <w:t>Django</w:t>
       </w:r>
-      <w:proofErr w:type="spellEnd"/>
       <w:r>
         <w:rPr>
           <w:b/>
@@ -231,60 +229,7 @@
           <w:sz w:val="20"/>
           <w:szCs w:val="28"/>
         </w:rPr>
-        <w:t>, Romania</w:t>
-      </w:r>
-      <w:r>
-        <w:rPr>
-          <w:rStyle w:val="NormalWebChar"/>
-          <w:rFonts w:asciiTheme="majorBidi" w:hAnsiTheme="majorBidi" w:cstheme="majorBidi"/>
-          <w:bCs/>
-          <w:color w:val="000000" w:themeColor="text1"/>
-          <w:sz w:val="20"/>
-          <w:szCs w:val="28"/>
-        </w:rPr>
-        <w:t xml:space="preserve"> | </w:t>
-      </w:r>
-      <w:r>
-        <w:rPr>
-          <w:rStyle w:val="NormalWebChar"/>
-          <w:rFonts w:asciiTheme="majorBidi" w:hAnsiTheme="majorBidi" w:cstheme="majorBidi"/>
-          <w:bCs/>
-          <w:color w:val="000000" w:themeColor="text1"/>
-          <w:sz w:val="20"/>
-          <w:szCs w:val="28"/>
-        </w:rPr>
-        <w:t xml:space="preserve">+40 764309991 | </w:t>
-      </w:r>
-      <w:r>
-        <w:rPr>
-          <w:rFonts w:asciiTheme="majorBidi" w:eastAsia="Times New Roman" w:hAnsiTheme="majorBidi" w:cstheme="majorBidi"/>
-          <w:bCs/>
-          <w:color w:val="000000" w:themeColor="text1"/>
-          <w:szCs w:val="27"/>
-          <w:lang w:eastAsia="en-US"/>
-        </w:rPr>
-        <w:t>popagabriel0523@outlook.com</w:t>
-      </w:r>
-      <w:r>
-        <w:rPr>
-          <w:rFonts w:asciiTheme="majorBidi" w:eastAsia="Times New Roman" w:hAnsiTheme="majorBidi" w:cstheme="majorBidi"/>
-          <w:bCs/>
-          <w:color w:val="000000" w:themeColor="text1"/>
-          <w:szCs w:val="27"/>
-          <w:lang w:eastAsia="en-US"/>
-        </w:rPr>
-        <w:t xml:space="preserve"> | </w:t>
-      </w:r>
-      <w:r>
-        <w:rPr>
-          <w:rStyle w:val="NormalWebChar"/>
-          <w:rFonts w:asciiTheme="majorBidi" w:hAnsiTheme="majorBidi" w:cstheme="majorBidi"/>
-          <w:bCs/>
-          <w:color w:val="000000" w:themeColor="text1"/>
-          <w:sz w:val="20"/>
-          <w:szCs w:val="27"/>
-        </w:rPr>
-        <w:t>https://www.linkedin.com/in/gabriel-popa-89ba643a4/</w:t>
+        <w:t>, Romania | +40 764309991 | gabrielpdev@outlook.com | https://www.linkedin.com/in/gabriel-popa-12890b414/</w:t>
       </w:r>
     </w:p>
     <w:p>
@@ -314,6 +259,8 @@
         </w:rPr>
         <w:t>ABOUT ME</w:t>
       </w:r>
+      <w:bookmarkStart w:id="0" w:name="_GoBack"/>
+      <w:bookmarkEnd w:id="0"/>
     </w:p>
     <w:p>
       <w:pPr>
@@ -360,16 +307,7 @@
           <w:rFonts w:ascii="Times New Roman" w:hAnsi="Times New Roman" w:cs="Times New Roman"/>
           <w:sz w:val="22"/>
         </w:rPr>
-        <w:t>, covering backend services, API design, data workflows, and responsive frontend delivery across product teams. Strong hands-o</w:t>
-      </w:r>
-      <w:bookmarkStart w:id="0" w:name="_GoBack"/>
-      <w:bookmarkEnd w:id="0"/>
-      <w:r>
-        <w:rPr>
-          <w:rFonts w:ascii="Times New Roman" w:hAnsi="Times New Roman" w:cs="Times New Roman"/>
-          <w:sz w:val="22"/>
-        </w:rPr>
-        <w:t xml:space="preserve">n background with </w:t>
+        <w:t xml:space="preserve">, covering backend services, API design, data workflows, and responsive frontend delivery across product teams. Strong hands-on background with </w:t>
       </w:r>
       <w:r>
         <w:rPr>
@@ -401,24 +339,31 @@
         </w:rPr>
         <w:t xml:space="preserve">, </w:t>
       </w:r>
-      <w:proofErr w:type="spellStart"/>
       <w:r>
         <w:rPr>
           <w:rStyle w:val="Strong"/>
           <w:rFonts w:ascii="Times New Roman" w:hAnsi="Times New Roman" w:cs="Times New Roman"/>
           <w:sz w:val="22"/>
         </w:rPr>
-        <w:t>Django</w:t>
-      </w:r>
-      <w:proofErr w:type="spellEnd"/>
+        <w:t>Django 1.x–4.x</w:t>
+      </w:r>
+      <w:r>
+        <w:rPr>
+          <w:rFonts w:ascii="Times New Roman" w:hAnsi="Times New Roman" w:cs="Times New Roman"/>
+          <w:sz w:val="22"/>
+        </w:rPr>
+        <w:t xml:space="preserve">, </w:t>
+      </w:r>
+      <w:proofErr w:type="spellStart"/>
       <w:r>
         <w:rPr>
           <w:rStyle w:val="Strong"/>
           <w:rFonts w:ascii="Times New Roman" w:hAnsi="Times New Roman" w:cs="Times New Roman"/>
           <w:sz w:val="22"/>
         </w:rPr>
-        <w:t xml:space="preserve"> 1.x–4.x</w:t>
-      </w:r>
+        <w:t>FastAPI</w:t>
+      </w:r>
+      <w:proofErr w:type="spellEnd"/>
       <w:r>
         <w:rPr>
           <w:rFonts w:ascii="Times New Roman" w:hAnsi="Times New Roman" w:cs="Times New Roman"/>
@@ -426,16 +371,14 @@
         </w:rPr>
         <w:t xml:space="preserve">, </w:t>
       </w:r>
-      <w:proofErr w:type="spellStart"/>
       <w:r>
         <w:rPr>
           <w:rStyle w:val="Strong"/>
           <w:rFonts w:ascii="Times New Roman" w:hAnsi="Times New Roman" w:cs="Times New Roman"/>
           <w:sz w:val="22"/>
         </w:rPr>
-        <w:t>FastAPI</w:t>
-      </w:r>
-      <w:proofErr w:type="spellEnd"/>
+        <w:t>Flask</w:t>
+      </w:r>
       <w:r>
         <w:rPr>
           <w:rFonts w:ascii="Times New Roman" w:hAnsi="Times New Roman" w:cs="Times New Roman"/>
@@ -449,33 +392,33 @@
           <w:rFonts w:ascii="Times New Roman" w:hAnsi="Times New Roman" w:cs="Times New Roman"/>
           <w:sz w:val="22"/>
         </w:rPr>
-        <w:t>Flask</w:t>
-      </w:r>
-      <w:r>
-        <w:rPr>
-          <w:rFonts w:ascii="Times New Roman" w:hAnsi="Times New Roman" w:cs="Times New Roman"/>
-          <w:sz w:val="22"/>
-        </w:rPr>
-        <w:t xml:space="preserve">, </w:t>
-      </w:r>
+        <w:t>JavaScript/</w:t>
+      </w:r>
+      <w:proofErr w:type="spellStart"/>
       <w:r>
         <w:rPr>
           <w:rStyle w:val="Strong"/>
           <w:rFonts w:ascii="Times New Roman" w:hAnsi="Times New Roman" w:cs="Times New Roman"/>
           <w:sz w:val="22"/>
         </w:rPr>
-        <w:t>JavaScript/</w:t>
-      </w:r>
-      <w:proofErr w:type="spellStart"/>
+        <w:t>TypeScript</w:t>
+      </w:r>
+      <w:proofErr w:type="spellEnd"/>
+      <w:r>
+        <w:rPr>
+          <w:rFonts w:ascii="Times New Roman" w:hAnsi="Times New Roman" w:cs="Times New Roman"/>
+          <w:sz w:val="22"/>
+        </w:rPr>
+        <w:t xml:space="preserve">, </w:t>
+      </w:r>
       <w:r>
         <w:rPr>
           <w:rStyle w:val="Strong"/>
           <w:rFonts w:ascii="Times New Roman" w:hAnsi="Times New Roman" w:cs="Times New Roman"/>
           <w:sz w:val="22"/>
         </w:rPr>
-        <w:t>TypeScript</w:t>
-      </w:r>
-      <w:proofErr w:type="spellEnd"/>
+        <w:t>PostgreSQL</w:t>
+      </w:r>
       <w:r>
         <w:rPr>
           <w:rFonts w:ascii="Times New Roman" w:hAnsi="Times New Roman" w:cs="Times New Roman"/>
@@ -490,7 +433,7 @@
           <w:rFonts w:ascii="Times New Roman" w:hAnsi="Times New Roman" w:cs="Times New Roman"/>
           <w:sz w:val="22"/>
         </w:rPr>
-        <w:t>PostgreSQL</w:t>
+        <w:t>Redis</w:t>
       </w:r>
       <w:proofErr w:type="spellEnd"/>
       <w:r>
@@ -500,33 +443,14 @@
         </w:rPr>
         <w:t xml:space="preserve">, </w:t>
       </w:r>
-      <w:proofErr w:type="spellStart"/>
       <w:r>
         <w:rPr>
           <w:rStyle w:val="Strong"/>
           <w:rFonts w:ascii="Times New Roman" w:hAnsi="Times New Roman" w:cs="Times New Roman"/>
           <w:sz w:val="22"/>
         </w:rPr>
-        <w:t>Redis</w:t>
-      </w:r>
-      <w:proofErr w:type="spellEnd"/>
-      <w:r>
-        <w:rPr>
-          <w:rFonts w:ascii="Times New Roman" w:hAnsi="Times New Roman" w:cs="Times New Roman"/>
-          <w:sz w:val="22"/>
-        </w:rPr>
-        <w:t xml:space="preserve">, </w:t>
-      </w:r>
-      <w:proofErr w:type="spellStart"/>
-      <w:r>
-        <w:rPr>
-          <w:rStyle w:val="Strong"/>
-          <w:rFonts w:ascii="Times New Roman" w:hAnsi="Times New Roman" w:cs="Times New Roman"/>
-          <w:sz w:val="22"/>
-        </w:rPr>
         <w:t>Docker</w:t>
       </w:r>
-      <w:proofErr w:type="spellEnd"/>
       <w:r>
         <w:rPr>
           <w:rFonts w:ascii="Times New Roman" w:hAnsi="Times New Roman" w:cs="Times New Roman"/>
@@ -669,27 +593,7 @@
           <w:szCs w:val="24"/>
           <w:lang w:eastAsia="en-US"/>
         </w:rPr>
-        <w:t xml:space="preserve">, HTML5, CSS3, Sass, Responsive UI, Component Design, Hooks, Context API, </w:t>
-      </w:r>
-      <w:proofErr w:type="spellStart"/>
-      <w:r>
-        <w:rPr>
-          <w:rFonts w:ascii="Times New Roman" w:eastAsia="Times New Roman" w:hAnsi="Times New Roman" w:cs="Times New Roman"/>
-          <w:sz w:val="22"/>
-          <w:szCs w:val="24"/>
-          <w:lang w:eastAsia="en-US"/>
-        </w:rPr>
-        <w:t>Redux</w:t>
-      </w:r>
-      <w:proofErr w:type="spellEnd"/>
-      <w:r>
-        <w:rPr>
-          <w:rFonts w:ascii="Times New Roman" w:eastAsia="Times New Roman" w:hAnsi="Times New Roman" w:cs="Times New Roman"/>
-          <w:sz w:val="22"/>
-          <w:szCs w:val="24"/>
-          <w:lang w:eastAsia="en-US"/>
-        </w:rPr>
-        <w:t>, React Query, Form Handling</w:t>
+        <w:t>, HTML5, CSS3, Sass, Responsive UI, Component Design, Hooks, Context API, Redux, React Query, Form Handling</w:t>
       </w:r>
     </w:p>
     <w:p>
@@ -747,29 +651,16 @@
         </w:rPr>
         <w:t xml:space="preserve">, </w:t>
       </w:r>
-      <w:proofErr w:type="spellStart"/>
-      <w:r>
-        <w:rPr>
-          <w:rFonts w:ascii="Times New Roman" w:eastAsia="Times New Roman" w:hAnsi="Times New Roman" w:cs="Times New Roman"/>
-          <w:b/>
-          <w:bCs/>
-          <w:sz w:val="22"/>
-          <w:szCs w:val="24"/>
-          <w:lang w:eastAsia="en-US"/>
-        </w:rPr>
-        <w:t>Django</w:t>
-      </w:r>
-      <w:proofErr w:type="spellEnd"/>
-      <w:r>
-        <w:rPr>
-          <w:rFonts w:ascii="Times New Roman" w:eastAsia="Times New Roman" w:hAnsi="Times New Roman" w:cs="Times New Roman"/>
-          <w:b/>
-          <w:bCs/>
-          <w:sz w:val="22"/>
-          <w:szCs w:val="24"/>
-          <w:lang w:eastAsia="en-US"/>
-        </w:rPr>
-        <w:t xml:space="preserve"> 1.x–4.x</w:t>
+      <w:r>
+        <w:rPr>
+          <w:rFonts w:ascii="Times New Roman" w:eastAsia="Times New Roman" w:hAnsi="Times New Roman" w:cs="Times New Roman"/>
+          <w:b/>
+          <w:bCs/>
+          <w:sz w:val="22"/>
+          <w:szCs w:val="24"/>
+          <w:lang w:eastAsia="en-US"/>
+        </w:rPr>
+        <w:t>Django 1.x–4.x</w:t>
       </w:r>
       <w:r>
         <w:rPr>
@@ -869,7 +760,6 @@
         </w:rPr>
         <w:t xml:space="preserve"> </w:t>
       </w:r>
-      <w:proofErr w:type="spellStart"/>
       <w:r>
         <w:rPr>
           <w:rFonts w:ascii="Times New Roman" w:eastAsia="Times New Roman" w:hAnsi="Times New Roman" w:cs="Times New Roman"/>
@@ -881,7 +771,6 @@
         </w:rPr>
         <w:t>PostgreSQL</w:t>
       </w:r>
-      <w:proofErr w:type="spellEnd"/>
       <w:r>
         <w:rPr>
           <w:rFonts w:ascii="Times New Roman" w:eastAsia="Times New Roman" w:hAnsi="Times New Roman" w:cs="Times New Roman"/>
@@ -958,100 +847,16 @@
           <w:szCs w:val="24"/>
           <w:lang w:eastAsia="en-US"/>
         </w:rPr>
-        <w:t xml:space="preserve">Cloud &amp; </w:t>
-      </w:r>
-      <w:proofErr w:type="spellStart"/>
-      <w:r>
-        <w:rPr>
-          <w:rFonts w:ascii="Times New Roman" w:eastAsia="Times New Roman" w:hAnsi="Times New Roman" w:cs="Times New Roman"/>
-          <w:b/>
-          <w:bCs/>
-          <w:sz w:val="22"/>
-          <w:szCs w:val="24"/>
-          <w:lang w:eastAsia="en-US"/>
-        </w:rPr>
-        <w:t>DevOps</w:t>
-      </w:r>
-      <w:proofErr w:type="spellEnd"/>
-      <w:r>
-        <w:rPr>
-          <w:rFonts w:ascii="Times New Roman" w:eastAsia="Times New Roman" w:hAnsi="Times New Roman" w:cs="Times New Roman"/>
-          <w:b/>
-          <w:bCs/>
-          <w:sz w:val="22"/>
-          <w:szCs w:val="24"/>
-          <w:lang w:eastAsia="en-US"/>
-        </w:rPr>
-        <w:t>:</w:t>
-      </w:r>
-      <w:r>
-        <w:rPr>
-          <w:rFonts w:ascii="Times New Roman" w:eastAsia="Times New Roman" w:hAnsi="Times New Roman" w:cs="Times New Roman"/>
-          <w:sz w:val="22"/>
-          <w:szCs w:val="24"/>
-          <w:lang w:eastAsia="en-US"/>
-        </w:rPr>
-        <w:t xml:space="preserve"> AWS, </w:t>
-      </w:r>
-      <w:proofErr w:type="spellStart"/>
-      <w:r>
-        <w:rPr>
-          <w:rFonts w:ascii="Times New Roman" w:eastAsia="Times New Roman" w:hAnsi="Times New Roman" w:cs="Times New Roman"/>
-          <w:sz w:val="22"/>
-          <w:szCs w:val="24"/>
-          <w:lang w:eastAsia="en-US"/>
-        </w:rPr>
-        <w:t>Docker</w:t>
-      </w:r>
-      <w:proofErr w:type="spellEnd"/>
-      <w:r>
-        <w:rPr>
-          <w:rFonts w:ascii="Times New Roman" w:eastAsia="Times New Roman" w:hAnsi="Times New Roman" w:cs="Times New Roman"/>
-          <w:sz w:val="22"/>
-          <w:szCs w:val="24"/>
-          <w:lang w:eastAsia="en-US"/>
-        </w:rPr>
-        <w:t xml:space="preserve">, Linux, </w:t>
-      </w:r>
-      <w:proofErr w:type="spellStart"/>
-      <w:r>
-        <w:rPr>
-          <w:rFonts w:ascii="Times New Roman" w:eastAsia="Times New Roman" w:hAnsi="Times New Roman" w:cs="Times New Roman"/>
-          <w:sz w:val="22"/>
-          <w:szCs w:val="24"/>
-          <w:lang w:eastAsia="en-US"/>
-        </w:rPr>
-        <w:t>Nginx</w:t>
-      </w:r>
-      <w:proofErr w:type="spellEnd"/>
-      <w:r>
-        <w:rPr>
-          <w:rFonts w:ascii="Times New Roman" w:eastAsia="Times New Roman" w:hAnsi="Times New Roman" w:cs="Times New Roman"/>
-          <w:sz w:val="22"/>
-          <w:szCs w:val="24"/>
-          <w:lang w:eastAsia="en-US"/>
-        </w:rPr>
-        <w:t xml:space="preserve">, CI/CD, </w:t>
-      </w:r>
-      <w:proofErr w:type="spellStart"/>
-      <w:r>
-        <w:rPr>
-          <w:rFonts w:ascii="Times New Roman" w:eastAsia="Times New Roman" w:hAnsi="Times New Roman" w:cs="Times New Roman"/>
-          <w:sz w:val="22"/>
-          <w:szCs w:val="24"/>
-          <w:lang w:eastAsia="en-US"/>
-        </w:rPr>
-        <w:t>GitHub</w:t>
-      </w:r>
-      <w:proofErr w:type="spellEnd"/>
-      <w:r>
-        <w:rPr>
-          <w:rFonts w:ascii="Times New Roman" w:eastAsia="Times New Roman" w:hAnsi="Times New Roman" w:cs="Times New Roman"/>
-          <w:sz w:val="22"/>
-          <w:szCs w:val="24"/>
-          <w:lang w:eastAsia="en-US"/>
-        </w:rPr>
-        <w:t xml:space="preserve"> Actions, Jenkins, Deployment Automation, Environment Configuration, Monitoring Support</w:t>
+        <w:t>Cloud &amp; DevOps:</w:t>
+      </w:r>
+      <w:r>
+        <w:rPr>
+          <w:rFonts w:ascii="Times New Roman" w:eastAsia="Times New Roman" w:hAnsi="Times New Roman" w:cs="Times New Roman"/>
+          <w:sz w:val="22"/>
+          <w:szCs w:val="24"/>
+          <w:lang w:eastAsia="en-US"/>
+        </w:rPr>
+        <w:t xml:space="preserve"> AWS, Docker, Linux, Nginx, CI/CD, GitHub Actions, Jenkins, Deployment Automation, Environment Configuration, Monitoring Support</w:t>
       </w:r>
     </w:p>
     <w:p>
@@ -1069,23 +874,13 @@
           <w:lang w:eastAsia="en-US"/>
         </w:rPr>
       </w:pPr>
-      <w:proofErr w:type="spellStart"/>
       <w:r>
         <w:rPr>
           <w:rStyle w:val="Strong"/>
           <w:rFonts w:ascii="Times New Roman" w:hAnsi="Times New Roman" w:cs="Times New Roman"/>
           <w:sz w:val="22"/>
         </w:rPr>
-        <w:t>Observability</w:t>
-      </w:r>
-      <w:proofErr w:type="spellEnd"/>
-      <w:r>
-        <w:rPr>
-          <w:rStyle w:val="Strong"/>
-          <w:rFonts w:ascii="Times New Roman" w:hAnsi="Times New Roman" w:cs="Times New Roman"/>
-          <w:sz w:val="22"/>
-        </w:rPr>
-        <w:t xml:space="preserve"> / Quality / Security:</w:t>
+        <w:t>Observability / Quality / Security:</w:t>
       </w:r>
       <w:r>
         <w:rPr>
@@ -1670,7 +1465,6 @@
         </w:rPr>
         <w:t xml:space="preserve"> slow dashboard performance affecting day-to-day reporting by tuning </w:t>
       </w:r>
-      <w:proofErr w:type="spellStart"/>
       <w:r>
         <w:rPr>
           <w:rFonts w:ascii="Times New Roman" w:eastAsia="Times New Roman" w:hAnsi="Times New Roman" w:cs="Times New Roman"/>
@@ -1682,7 +1476,6 @@
         </w:rPr>
         <w:t>PostgreSQL</w:t>
       </w:r>
-      <w:proofErr w:type="spellEnd"/>
       <w:r>
         <w:rPr>
           <w:rFonts w:ascii="Times New Roman" w:eastAsia="Times New Roman" w:hAnsi="Times New Roman" w:cs="Times New Roman"/>
@@ -2235,29 +2028,16 @@
         </w:rPr>
         <w:t xml:space="preserve"> ownership of inconsistent deployment behavior between environments, then tightened </w:t>
       </w:r>
-      <w:proofErr w:type="spellStart"/>
-      <w:r>
-        <w:rPr>
-          <w:rFonts w:ascii="Times New Roman" w:eastAsia="Times New Roman" w:hAnsi="Times New Roman" w:cs="Times New Roman"/>
-          <w:b/>
-          <w:bCs/>
-          <w:sz w:val="22"/>
-          <w:szCs w:val="24"/>
-          <w:lang w:eastAsia="en-US"/>
-        </w:rPr>
-        <w:t>GitHub</w:t>
-      </w:r>
-      <w:proofErr w:type="spellEnd"/>
-      <w:r>
-        <w:rPr>
-          <w:rFonts w:ascii="Times New Roman" w:eastAsia="Times New Roman" w:hAnsi="Times New Roman" w:cs="Times New Roman"/>
-          <w:b/>
-          <w:bCs/>
-          <w:sz w:val="22"/>
-          <w:szCs w:val="24"/>
-          <w:lang w:eastAsia="en-US"/>
-        </w:rPr>
-        <w:t xml:space="preserve"> Actions</w:t>
+      <w:r>
+        <w:rPr>
+          <w:rFonts w:ascii="Times New Roman" w:eastAsia="Times New Roman" w:hAnsi="Times New Roman" w:cs="Times New Roman"/>
+          <w:b/>
+          <w:bCs/>
+          <w:sz w:val="22"/>
+          <w:szCs w:val="24"/>
+          <w:lang w:eastAsia="en-US"/>
+        </w:rPr>
+        <w:t>GitHub Actions</w:t>
       </w:r>
       <w:r>
         <w:rPr>
@@ -2483,27 +2263,7 @@
           <w:szCs w:val="24"/>
           <w:lang w:eastAsia="en-US"/>
         </w:rPr>
-        <w:t xml:space="preserve"> closely with QA, product, and engineering stakeholders during fast-changing delivery cycles, translating unclear requirements into smaller safe releases that balanced feature progress with testing discipline, </w:t>
-      </w:r>
-      <w:proofErr w:type="spellStart"/>
-      <w:r>
-        <w:rPr>
-          <w:rFonts w:ascii="Times New Roman" w:eastAsia="Times New Roman" w:hAnsi="Times New Roman" w:cs="Times New Roman"/>
-          <w:sz w:val="22"/>
-          <w:szCs w:val="24"/>
-          <w:lang w:eastAsia="en-US"/>
-        </w:rPr>
-        <w:t>observability</w:t>
-      </w:r>
-      <w:proofErr w:type="spellEnd"/>
-      <w:r>
-        <w:rPr>
-          <w:rFonts w:ascii="Times New Roman" w:eastAsia="Times New Roman" w:hAnsi="Times New Roman" w:cs="Times New Roman"/>
-          <w:sz w:val="22"/>
-          <w:szCs w:val="24"/>
-          <w:lang w:eastAsia="en-US"/>
-        </w:rPr>
-        <w:t>, and long-term maintainability.</w:t>
+        <w:t xml:space="preserve"> closely with QA, product, and engineering stakeholders during fast-changing delivery cycles, translating unclear requirements into smaller safe releases that balanced feature progress with testing discipline, observability, and long-term maintainability.</w:t>
       </w:r>
     </w:p>
     <w:p>
@@ -2651,7 +2411,6 @@
         </w:rPr>
         <w:t xml:space="preserve">, </w:t>
       </w:r>
-      <w:proofErr w:type="spellStart"/>
       <w:r>
         <w:rPr>
           <w:rFonts w:ascii="Times New Roman" w:eastAsia="Times New Roman" w:hAnsi="Times New Roman" w:cs="Times New Roman"/>
@@ -2663,7 +2422,6 @@
         </w:rPr>
         <w:t>Django</w:t>
       </w:r>
-      <w:proofErr w:type="spellEnd"/>
       <w:r>
         <w:rPr>
           <w:rFonts w:ascii="Times New Roman" w:eastAsia="Times New Roman" w:hAnsi="Times New Roman" w:cs="Times New Roman"/>
@@ -3264,7 +3022,6 @@
         </w:rPr>
         <w:t xml:space="preserve"> standardize local and deployment environments with </w:t>
       </w:r>
-      <w:proofErr w:type="spellStart"/>
       <w:r>
         <w:rPr>
           <w:rFonts w:ascii="Times New Roman" w:eastAsia="Times New Roman" w:hAnsi="Times New Roman" w:cs="Times New Roman"/>
@@ -3276,7 +3033,6 @@
         </w:rPr>
         <w:t>Docker</w:t>
       </w:r>
-      <w:proofErr w:type="spellEnd"/>
       <w:r>
         <w:rPr>
           <w:rFonts w:ascii="Times New Roman" w:eastAsia="Times New Roman" w:hAnsi="Times New Roman" w:cs="Times New Roman"/>
@@ -3575,7 +3331,6 @@
         </w:rPr>
         <w:t xml:space="preserve">, </w:t>
       </w:r>
-      <w:proofErr w:type="spellStart"/>
       <w:r>
         <w:rPr>
           <w:rFonts w:ascii="Times New Roman" w:eastAsia="Times New Roman" w:hAnsi="Times New Roman" w:cs="Times New Roman"/>
@@ -3587,7 +3342,6 @@
         </w:rPr>
         <w:t>Django</w:t>
       </w:r>
-      <w:proofErr w:type="spellEnd"/>
       <w:r>
         <w:rPr>
           <w:rFonts w:ascii="Times New Roman" w:eastAsia="Times New Roman" w:hAnsi="Times New Roman" w:cs="Times New Roman"/>
@@ -3827,7 +3581,6 @@
         </w:rPr>
         <w:t xml:space="preserve">Improved slow reporting workflows by rewriting inefficient </w:t>
       </w:r>
-      <w:proofErr w:type="spellStart"/>
       <w:r>
         <w:rPr>
           <w:rFonts w:ascii="Times New Roman" w:eastAsia="Times New Roman" w:hAnsi="Times New Roman" w:cs="Times New Roman"/>
@@ -3839,7 +3592,6 @@
         </w:rPr>
         <w:t>PostgreSQL</w:t>
       </w:r>
-      <w:proofErr w:type="spellEnd"/>
       <w:r>
         <w:rPr>
           <w:rFonts w:ascii="Times New Roman" w:eastAsia="Times New Roman" w:hAnsi="Times New Roman" w:cs="Times New Roman"/>
@@ -4237,7 +3989,6 @@
         </w:rPr>
         <w:t xml:space="preserve">, </w:t>
       </w:r>
-      <w:proofErr w:type="spellStart"/>
       <w:r>
         <w:rPr>
           <w:rFonts w:ascii="Times New Roman" w:eastAsia="Times New Roman" w:hAnsi="Times New Roman" w:cs="Times New Roman"/>
@@ -4249,7 +4000,6 @@
         </w:rPr>
         <w:t>Django</w:t>
       </w:r>
-      <w:proofErr w:type="spellEnd"/>
       <w:r>
         <w:rPr>
           <w:rFonts w:ascii="Times New Roman" w:eastAsia="Times New Roman" w:hAnsi="Times New Roman" w:cs="Times New Roman"/>
@@ -9368,7 +9118,6 @@
       <w:jc w:val="both"/>
     </w:pPr>
     <w:tblPr>
-      <w:tblInd w:w="0" w:type="dxa"/>
       <w:tblBorders>
         <w:top w:val="single" w:sz="4" w:space="0" w:color="auto"/>
         <w:left w:val="single" w:sz="4" w:space="0" w:color="auto"/>
@@ -9377,12 +9126,6 @@
         <w:insideH w:val="single" w:sz="4" w:space="0" w:color="auto"/>
         <w:insideV w:val="single" w:sz="4" w:space="0" w:color="auto"/>
       </w:tblBorders>
-      <w:tblCellMar>
-        <w:top w:w="0" w:type="dxa"/>
-        <w:left w:w="108" w:type="dxa"/>
-        <w:bottom w:w="0" w:type="dxa"/>
-        <w:right w:w="108" w:type="dxa"/>
-      </w:tblCellMar>
     </w:tblPr>
   </w:style>
   <w:style w:type="character" w:customStyle="1" w:styleId="NormalWebChar">
@@ -9653,7 +9396,6 @@
       <w:jc w:val="both"/>
     </w:pPr>
     <w:tblPr>
-      <w:tblInd w:w="0" w:type="dxa"/>
       <w:tblBorders>
         <w:top w:val="single" w:sz="4" w:space="0" w:color="auto"/>
         <w:left w:val="single" w:sz="4" w:space="0" w:color="auto"/>
@@ -9662,12 +9404,6 @@
         <w:insideH w:val="single" w:sz="4" w:space="0" w:color="auto"/>
         <w:insideV w:val="single" w:sz="4" w:space="0" w:color="auto"/>
       </w:tblBorders>
-      <w:tblCellMar>
-        <w:top w:w="0" w:type="dxa"/>
-        <w:left w:w="108" w:type="dxa"/>
-        <w:bottom w:w="0" w:type="dxa"/>
-        <w:right w:w="108" w:type="dxa"/>
-      </w:tblCellMar>
     </w:tblPr>
   </w:style>
   <w:style w:type="character" w:customStyle="1" w:styleId="NormalWebChar">

--- a/Gabriel/Python React/GABRIEL POPA.docx
+++ b/Gabriel/Python React/GABRIEL POPA.docx
@@ -259,8 +259,6 @@
         </w:rPr>
         <w:t>ABOUT ME</w:t>
       </w:r>
-      <w:bookmarkStart w:id="0" w:name="_GoBack"/>
-      <w:bookmarkEnd w:id="0"/>
     </w:p>
     <w:p>
       <w:pPr>
@@ -1113,7 +1111,7 @@
           <w:sz w:val="22"/>
           <w:szCs w:val="28"/>
         </w:rPr>
-        <w:t xml:space="preserve">2024 – </w:t>
+        <w:t xml:space="preserve"> </w:t>
       </w:r>
       <w:r>
         <w:rPr>
@@ -1122,7 +1120,25 @@
           <w:sz w:val="22"/>
           <w:szCs w:val="28"/>
         </w:rPr>
-        <w:t>Dec 2025)</w:t>
+        <w:t xml:space="preserve">2024 – </w:t>
+      </w:r>
+      <w:r>
+        <w:rPr>
+          <w:rFonts w:asciiTheme="majorBidi" w:hAnsiTheme="majorBidi" w:cstheme="majorBidi"/>
+          <w:i/>
+          <w:sz w:val="22"/>
+          <w:szCs w:val="28"/>
+        </w:rPr>
+        <w:t>May 2026</w:t>
+      </w:r>
+      <w:r>
+        <w:rPr>
+          <w:rFonts w:asciiTheme="majorBidi" w:hAnsiTheme="majorBidi" w:cstheme="majorBidi"/>
+          <w:i/>
+          <w:sz w:val="22"/>
+          <w:szCs w:val="28"/>
+        </w:rPr>
+        <w:t>)</w:t>
       </w:r>
     </w:p>
     <w:p>
@@ -3265,8 +3281,10 @@
           <w:sz w:val="22"/>
           <w:szCs w:val="28"/>
         </w:rPr>
-        <w:t>Sept</w:t>
-      </w:r>
+        <w:t>Sep</w:t>
+      </w:r>
+      <w:bookmarkStart w:id="0" w:name="_GoBack"/>
+      <w:bookmarkEnd w:id="0"/>
       <w:r>
         <w:rPr>
           <w:rFonts w:asciiTheme="majorBidi" w:hAnsiTheme="majorBidi" w:cstheme="majorBidi"/>
